--- a/investigación/DOC-12_Glosario.docx
+++ b/investigación/DOC-12_Glosario.docx
@@ -4834,7 +4834,7 @@
           <w:sz w:val="24"/>
           <w:szCs w:val="24"/>
         </w:rPr>
-        <w:t xml:space="preserve">Redis Labs. (2025). Enterprise AI deployment patterns: Token consumption and memory management. Redis. https://redis.io/blog/enterprise-ai-memory-2025</w:t>
+        <w:t xml:space="preserve">Redis Labs. (2025). Engineering for AI agents: Memory architecture and tool integration. Redis. https://redis.io/blog/engineering-for-ai-agents/ https://redis.io/blog/enterprise-ai-memory-2025</w:t>
       </w:r>
     </w:p>
     <w:p>
